--- a/Отчёты/БЖД/мкрклим.docx
+++ b/Отчёты/БЖД/мкрклим.docx
@@ -2212,7 +2212,7 @@
     </w:p>
     <w:p>
       <w:pPr>
-        <w:spacing w:line="360" w:lineRule="auto"/>
+        <w:spacing w:after="360" w:line="360" w:lineRule="auto"/>
         <w:jc w:val="center"/>
         <w:rPr>
           <w:rFonts w:ascii="Times New Roman" w:hAnsi="Times New Roman" w:cs="Times New Roman"/>
@@ -2246,6 +2246,300 @@
     </w:p>
     <w:p>
       <w:pPr>
+        <w:pStyle w:val="p41"/>
+        <w:spacing w:before="0" w:beforeAutospacing="0" w:after="0" w:afterAutospacing="0" w:line="360" w:lineRule="auto"/>
+        <w:ind w:firstLine="709"/>
+        <w:jc w:val="both"/>
+        <w:rPr>
+          <w:color w:val="000000"/>
+          <w:sz w:val="29"/>
+          <w:szCs w:val="29"/>
+        </w:rPr>
+      </w:pPr>
+      <w:r>
+        <w:rPr>
+          <w:rStyle w:val="ft2"/>
+          <w:color w:val="000000"/>
+          <w:sz w:val="29"/>
+          <w:szCs w:val="29"/>
+        </w:rPr>
+        <w:t>В</w:t>
+      </w:r>
+      <w:r>
+        <w:rPr>
+          <w:rStyle w:val="ft15"/>
+          <w:color w:val="000000"/>
+          <w:sz w:val="29"/>
+          <w:szCs w:val="29"/>
+        </w:rPr>
+        <w:t>ходе выполнения данной работы были использованы следующие приборы:</w:t>
+      </w:r>
+    </w:p>
+    <w:p>
+      <w:pPr>
+        <w:pStyle w:val="p26"/>
+        <w:spacing w:before="0" w:beforeAutospacing="0" w:after="0" w:afterAutospacing="0" w:line="360" w:lineRule="auto"/>
+        <w:ind w:firstLine="709"/>
+        <w:jc w:val="both"/>
+        <w:rPr>
+          <w:color w:val="000000"/>
+          <w:sz w:val="29"/>
+          <w:szCs w:val="29"/>
+        </w:rPr>
+      </w:pPr>
+      <w:r>
+        <w:rPr>
+          <w:color w:val="000000"/>
+          <w:sz w:val="29"/>
+          <w:szCs w:val="29"/>
+        </w:rPr>
+        <w:t>– Барометр;</w:t>
+      </w:r>
+    </w:p>
+    <w:p>
+      <w:pPr>
+        <w:pStyle w:val="p22"/>
+        <w:spacing w:before="0" w:beforeAutospacing="0" w:after="0" w:afterAutospacing="0" w:line="360" w:lineRule="auto"/>
+        <w:ind w:firstLine="709"/>
+        <w:jc w:val="both"/>
+        <w:rPr>
+          <w:color w:val="000000"/>
+          <w:sz w:val="29"/>
+          <w:szCs w:val="29"/>
+        </w:rPr>
+      </w:pPr>
+      <w:r>
+        <w:rPr>
+          <w:color w:val="000000"/>
+          <w:sz w:val="29"/>
+          <w:szCs w:val="29"/>
+        </w:rPr>
+        <w:t xml:space="preserve">– Дистанционный термометр (пирометр) </w:t>
+      </w:r>
+      <w:proofErr w:type="spellStart"/>
+      <w:r>
+        <w:rPr>
+          <w:color w:val="000000"/>
+          <w:sz w:val="29"/>
+          <w:szCs w:val="29"/>
+        </w:rPr>
+        <w:t>Instrumax</w:t>
+      </w:r>
+      <w:proofErr w:type="spellEnd"/>
+      <w:r>
+        <w:rPr>
+          <w:color w:val="000000"/>
+          <w:sz w:val="29"/>
+          <w:szCs w:val="29"/>
+        </w:rPr>
+        <w:t xml:space="preserve"> </w:t>
+      </w:r>
+      <w:proofErr w:type="spellStart"/>
+      <w:r>
+        <w:rPr>
+          <w:color w:val="000000"/>
+          <w:sz w:val="29"/>
+          <w:szCs w:val="29"/>
+        </w:rPr>
+        <w:t>pIRo</w:t>
+      </w:r>
+      <w:proofErr w:type="spellEnd"/>
+      <w:r>
+        <w:rPr>
+          <w:color w:val="000000"/>
+          <w:sz w:val="29"/>
+          <w:szCs w:val="29"/>
+        </w:rPr>
+        <w:t xml:space="preserve"> – 330;</w:t>
+      </w:r>
+    </w:p>
+    <w:p>
+      <w:pPr>
+        <w:pStyle w:val="p21"/>
+        <w:spacing w:before="0" w:beforeAutospacing="0" w:after="0" w:afterAutospacing="0" w:line="360" w:lineRule="auto"/>
+        <w:ind w:firstLine="709"/>
+        <w:jc w:val="both"/>
+        <w:rPr>
+          <w:color w:val="000000"/>
+          <w:sz w:val="29"/>
+          <w:szCs w:val="29"/>
+        </w:rPr>
+      </w:pPr>
+      <w:r>
+        <w:rPr>
+          <w:color w:val="000000"/>
+          <w:sz w:val="29"/>
+          <w:szCs w:val="29"/>
+        </w:rPr>
+        <w:t>– Гигрометр психрометрический ВИТ-2.</w:t>
+      </w:r>
+    </w:p>
+    <w:p>
+      <w:pPr>
+        <w:pStyle w:val="p42"/>
+        <w:spacing w:before="0" w:beforeAutospacing="0" w:after="0" w:afterAutospacing="0" w:line="360" w:lineRule="auto"/>
+        <w:ind w:firstLine="709"/>
+        <w:jc w:val="both"/>
+        <w:rPr>
+          <w:color w:val="000000"/>
+          <w:sz w:val="29"/>
+          <w:szCs w:val="29"/>
+        </w:rPr>
+      </w:pPr>
+      <w:r>
+        <w:rPr>
+          <w:color w:val="000000"/>
+          <w:sz w:val="29"/>
+          <w:szCs w:val="29"/>
+        </w:rPr>
+        <w:t>Составлен примерный план рабочей зоны, представленный на рисунке 1.</w:t>
+      </w:r>
+    </w:p>
+    <w:p>
+      <w:pPr>
+        <w:spacing w:after="0" w:line="240" w:lineRule="auto"/>
+        <w:jc w:val="center"/>
+        <w:rPr>
+          <w:rFonts w:ascii="Times New Roman" w:hAnsi="Times New Roman" w:cs="Times New Roman"/>
+          <w:sz w:val="28"/>
+          <w:szCs w:val="28"/>
+          <w:lang w:val="en-US"/>
+        </w:rPr>
+      </w:pPr>
+      <w:r>
+        <w:rPr>
+          <w:rFonts w:ascii="Times New Roman" w:hAnsi="Times New Roman" w:cs="Times New Roman"/>
+          <w:noProof/>
+        </w:rPr>
+        <w:drawing>
+          <wp:inline distT="0" distB="0" distL="0" distR="0" wp14:anchorId="297661C7" wp14:editId="5FD0D005">
+            <wp:extent cx="4159250" cy="4152265"/>
+            <wp:effectExtent l="0" t="0" r="0" b="0"/>
+            <wp:docPr id="1" name="Рисунок 1"/>
+            <wp:cNvGraphicFramePr>
+              <a:graphicFrameLocks xmlns:a="http://schemas.openxmlformats.org/drawingml/2006/main" noChangeAspect="1"/>
+            </wp:cNvGraphicFramePr>
+            <a:graphic xmlns:a="http://schemas.openxmlformats.org/drawingml/2006/main">
+              <a:graphicData uri="http://schemas.openxmlformats.org/drawingml/2006/picture">
+                <pic:pic xmlns:pic="http://schemas.openxmlformats.org/drawingml/2006/picture">
+                  <pic:nvPicPr>
+                    <pic:cNvPr id="1" name=""/>
+                    <pic:cNvPicPr/>
+                  </pic:nvPicPr>
+                  <pic:blipFill>
+                    <a:blip r:embed="rId7"/>
+                    <a:stretch>
+                      <a:fillRect/>
+                    </a:stretch>
+                  </pic:blipFill>
+                  <pic:spPr>
+                    <a:xfrm rot="16200000">
+                      <a:off x="0" y="0"/>
+                      <a:ext cx="4159250" cy="4152265"/>
+                    </a:xfrm>
+                    <a:prstGeom prst="rect">
+                      <a:avLst/>
+                    </a:prstGeom>
+                  </pic:spPr>
+                </pic:pic>
+              </a:graphicData>
+            </a:graphic>
+          </wp:inline>
+        </w:drawing>
+      </w:r>
+    </w:p>
+    <w:p>
+      <w:pPr>
+        <w:spacing w:after="0" w:line="240" w:lineRule="auto"/>
+        <w:jc w:val="center"/>
+        <w:rPr>
+          <w:rFonts w:ascii="Times New Roman" w:hAnsi="Times New Roman" w:cs="Times New Roman"/>
+          <w:sz w:val="28"/>
+          <w:szCs w:val="28"/>
+        </w:rPr>
+      </w:pPr>
+      <w:r>
+        <w:rPr>
+          <w:rFonts w:ascii="Times New Roman" w:hAnsi="Times New Roman" w:cs="Times New Roman"/>
+          <w:sz w:val="28"/>
+          <w:szCs w:val="28"/>
+        </w:rPr>
+        <w:t>Рисунок 1 – План рабочей зоны</w:t>
+      </w:r>
+    </w:p>
+    <w:p>
+      <w:pPr>
+        <w:spacing w:after="0" w:line="240" w:lineRule="auto"/>
+        <w:jc w:val="center"/>
+        <w:rPr>
+          <w:rFonts w:ascii="Times New Roman" w:hAnsi="Times New Roman" w:cs="Times New Roman"/>
+          <w:sz w:val="28"/>
+          <w:szCs w:val="28"/>
+        </w:rPr>
+      </w:pPr>
+    </w:p>
+    <w:p>
+      <w:pPr>
+        <w:spacing w:after="0" w:line="360" w:lineRule="auto"/>
+        <w:ind w:firstLine="709"/>
+        <w:jc w:val="both"/>
+        <w:rPr>
+          <w:rFonts w:ascii="Times New Roman" w:hAnsi="Times New Roman" w:cs="Times New Roman"/>
+          <w:sz w:val="28"/>
+          <w:szCs w:val="28"/>
+        </w:rPr>
+      </w:pPr>
+      <w:r>
+        <w:rPr>
+          <w:rFonts w:ascii="Times New Roman" w:hAnsi="Times New Roman" w:cs="Times New Roman"/>
+          <w:sz w:val="28"/>
+          <w:szCs w:val="28"/>
+        </w:rPr>
+        <w:t>Сняты показания сухого и влажного термометров на гигрометре и определено атмосферное давление в помещении.</w:t>
+      </w:r>
+    </w:p>
+    <w:p>
+      <w:pPr>
+        <w:spacing w:after="0" w:line="360" w:lineRule="auto"/>
+        <w:ind w:firstLine="709"/>
+        <w:jc w:val="both"/>
+        <w:rPr>
+          <w:rFonts w:ascii="Times New Roman" w:hAnsi="Times New Roman" w:cs="Times New Roman"/>
+          <w:sz w:val="28"/>
+          <w:szCs w:val="28"/>
+        </w:rPr>
+      </w:pPr>
+      <w:r>
+        <w:rPr>
+          <w:rFonts w:ascii="Times New Roman" w:hAnsi="Times New Roman" w:cs="Times New Roman"/>
+          <w:sz w:val="28"/>
+          <w:szCs w:val="28"/>
+        </w:rPr>
+        <w:t>С использованием методических материалов была определена упругость насыщенных водяных паров по показанию сухого влажного термометров.</w:t>
+      </w:r>
+    </w:p>
+    <w:p>
+      <w:pPr>
+        <w:spacing w:after="0" w:line="360" w:lineRule="auto"/>
+        <w:ind w:firstLine="709"/>
+        <w:jc w:val="both"/>
+        <w:rPr>
+          <w:rFonts w:ascii="Times New Roman" w:hAnsi="Times New Roman" w:cs="Times New Roman"/>
+          <w:sz w:val="28"/>
+          <w:szCs w:val="28"/>
+        </w:rPr>
+      </w:pPr>
+      <w:r>
+        <w:rPr>
+          <w:rFonts w:ascii="Times New Roman" w:hAnsi="Times New Roman" w:cs="Times New Roman"/>
+          <w:sz w:val="28"/>
+          <w:szCs w:val="28"/>
+        </w:rPr>
+        <w:t>Полученные результаты представлены в таблице 1.</w:t>
+      </w:r>
+    </w:p>
+    <w:p>
+      <w:pPr>
         <w:spacing w:after="0" w:line="240" w:lineRule="auto"/>
         <w:jc w:val="both"/>
         <w:rPr>
@@ -2260,6 +2554,7 @@
           <w:sz w:val="28"/>
           <w:szCs w:val="28"/>
         </w:rPr>
+        <w:lastRenderedPageBreak/>
         <w:t>Таблица 1</w:t>
       </w:r>
     </w:p>
@@ -3117,7 +3412,6 @@
                 <w:rFonts w:ascii="Times New Roman" w:hAnsi="Times New Roman" w:cs="Times New Roman"/>
                 <w:sz w:val="28"/>
                 <w:szCs w:val="28"/>
-                <w:lang w:val="en-US"/>
               </w:rPr>
             </w:pPr>
             <w:r>
@@ -3125,9 +3419,8 @@
                 <w:rFonts w:ascii="Times New Roman" w:hAnsi="Times New Roman" w:cs="Times New Roman"/>
                 <w:sz w:val="28"/>
                 <w:szCs w:val="28"/>
-                <w:lang w:val="en-US"/>
               </w:rPr>
-              <w:t>23,1</w:t>
+              <w:t>24,7</w:t>
             </w:r>
           </w:p>
         </w:tc>
@@ -3152,7 +3445,7 @@
                 <w:szCs w:val="28"/>
                 <w:lang w:val="en-US"/>
               </w:rPr>
-              <w:t>23</w:t>
+              <w:t>2</w:t>
             </w:r>
             <w:r>
               <w:rPr>
@@ -3160,7 +3453,7 @@
                 <w:sz w:val="28"/>
                 <w:szCs w:val="28"/>
               </w:rPr>
-              <w:t>,2</w:t>
+              <w:t>4,8</w:t>
             </w:r>
           </w:p>
         </w:tc>
@@ -3184,7 +3477,15 @@
                 <w:sz w:val="28"/>
                 <w:szCs w:val="28"/>
               </w:rPr>
-              <w:t>21,6</w:t>
+              <w:t>2</w:t>
+            </w:r>
+            <w:r>
+              <w:rPr>
+                <w:rFonts w:ascii="Times New Roman" w:hAnsi="Times New Roman" w:cs="Times New Roman"/>
+                <w:sz w:val="28"/>
+                <w:szCs w:val="28"/>
+              </w:rPr>
+              <w:t>2,2</w:t>
             </w:r>
           </w:p>
         </w:tc>
@@ -3208,7 +3509,15 @@
                 <w:sz w:val="28"/>
                 <w:szCs w:val="28"/>
               </w:rPr>
-              <w:t>761</w:t>
+              <w:t>7</w:t>
+            </w:r>
+            <w:r>
+              <w:rPr>
+                <w:rFonts w:ascii="Times New Roman" w:hAnsi="Times New Roman" w:cs="Times New Roman"/>
+                <w:sz w:val="28"/>
+                <w:szCs w:val="28"/>
+              </w:rPr>
+              <w:t>50</w:t>
             </w:r>
           </w:p>
         </w:tc>
@@ -3232,7 +3541,15 @@
                 <w:sz w:val="28"/>
                 <w:szCs w:val="28"/>
               </w:rPr>
-              <w:t>21,068</w:t>
+              <w:t>2</w:t>
+            </w:r>
+            <w:r>
+              <w:rPr>
+                <w:rFonts w:ascii="Times New Roman" w:hAnsi="Times New Roman" w:cs="Times New Roman"/>
+                <w:sz w:val="28"/>
+                <w:szCs w:val="28"/>
+              </w:rPr>
+              <w:t>3,6</w:t>
             </w:r>
           </w:p>
         </w:tc>
@@ -3256,7 +3573,15 @@
                 <w:sz w:val="28"/>
                 <w:szCs w:val="28"/>
               </w:rPr>
-              <w:t>19,827</w:t>
+              <w:t>19,</w:t>
+            </w:r>
+            <w:r>
+              <w:rPr>
+                <w:rFonts w:ascii="Times New Roman" w:hAnsi="Times New Roman" w:cs="Times New Roman"/>
+                <w:sz w:val="28"/>
+                <w:szCs w:val="28"/>
+              </w:rPr>
+              <w:t>9</w:t>
             </w:r>
           </w:p>
         </w:tc>
@@ -3280,7 +3605,15 @@
                 <w:sz w:val="28"/>
                 <w:szCs w:val="28"/>
               </w:rPr>
-              <w:t>18,49</w:t>
+              <w:t>1</w:t>
+            </w:r>
+            <w:r>
+              <w:rPr>
+                <w:rFonts w:ascii="Times New Roman" w:hAnsi="Times New Roman" w:cs="Times New Roman"/>
+                <w:sz w:val="28"/>
+                <w:szCs w:val="28"/>
+              </w:rPr>
+              <w:t>7,95</w:t>
             </w:r>
           </w:p>
         </w:tc>
@@ -3304,7 +3637,7 @@
                 <w:sz w:val="28"/>
                 <w:szCs w:val="28"/>
               </w:rPr>
-              <w:t>87,8</w:t>
+              <w:t>76</w:t>
             </w:r>
           </w:p>
         </w:tc>
@@ -3328,7 +3661,7 @@
                 <w:sz w:val="28"/>
                 <w:szCs w:val="28"/>
               </w:rPr>
-              <w:t>88</w:t>
+              <w:t>75</w:t>
             </w:r>
           </w:p>
         </w:tc>
@@ -3352,7 +3685,7 @@
                 <w:sz w:val="28"/>
                 <w:szCs w:val="28"/>
               </w:rPr>
-              <w:t>83</w:t>
+              <w:t>79</w:t>
             </w:r>
           </w:p>
         </w:tc>
@@ -3435,7 +3768,7 @@
               <w:sz w:val="28"/>
               <w:szCs w:val="28"/>
             </w:rPr>
-            <m:t>Ф=19,827-761*0,0011</m:t>
+            <m:t>Ф=19,9-750*0,0011</m:t>
           </m:r>
           <m:d>
             <m:dPr>
@@ -3455,7 +3788,7 @@
                   <w:sz w:val="28"/>
                   <w:szCs w:val="28"/>
                 </w:rPr>
-                <m:t>23,2-21,6</m:t>
+                <m:t>24,8-22,2</m:t>
               </m:r>
             </m:e>
           </m:d>
@@ -3465,7 +3798,7 @@
               <w:sz w:val="28"/>
               <w:szCs w:val="28"/>
             </w:rPr>
-            <m:t>=18,49 мм.рт.ст.</m:t>
+            <m:t>=17,95 мм.рт.ст.</m:t>
           </m:r>
         </m:oMath>
       </m:oMathPara>
@@ -3566,7 +3899,7 @@
                 <w:sz w:val="28"/>
                 <w:szCs w:val="28"/>
               </w:rPr>
-              <m:t>18,49</m:t>
+              <m:t>17,95</m:t>
             </m:r>
           </m:num>
           <m:den>
@@ -3576,7 +3909,7 @@
                 <w:sz w:val="28"/>
                 <w:szCs w:val="28"/>
               </w:rPr>
-              <m:t>21,068</m:t>
+              <m:t>23,6</m:t>
             </m:r>
           </m:den>
         </m:f>
@@ -3586,15 +3919,7 @@
             <w:sz w:val="28"/>
             <w:szCs w:val="28"/>
           </w:rPr>
-          <m:t>*</m:t>
-        </m:r>
-        <m:r>
-          <w:rPr>
-            <w:rFonts w:ascii="Cambria Math" w:hAnsi="Cambria Math" w:cs="Times New Roman"/>
-            <w:sz w:val="28"/>
-            <w:szCs w:val="28"/>
-          </w:rPr>
-          <m:t>100%=87,8 %</m:t>
+          <m:t>*100%=76 %</m:t>
         </m:r>
       </m:oMath>
       <w:r>
@@ -4134,13 +4459,202 @@
           <w:rFonts w:ascii="Times New Roman" w:hAnsi="Times New Roman" w:cs="Times New Roman"/>
           <w:sz w:val="28"/>
           <w:szCs w:val="28"/>
+        </w:rPr>
+        <w:t>В ходе выполнения лабораторной работы исследованы основные параметры микроклимата производственного помещения: температура, относительная влажность воздуха и их влияние на работоспособность человека.</w:t>
+      </w:r>
+    </w:p>
+    <w:p>
+      <w:pPr>
+        <w:spacing w:after="0" w:line="360" w:lineRule="auto"/>
+        <w:ind w:firstLine="709"/>
+        <w:jc w:val="both"/>
+        <w:rPr>
+          <w:rFonts w:ascii="Times New Roman" w:hAnsi="Times New Roman" w:cs="Times New Roman"/>
+          <w:sz w:val="28"/>
+          <w:szCs w:val="28"/>
+        </w:rPr>
+      </w:pPr>
+      <w:r>
+        <w:rPr>
+          <w:rFonts w:ascii="Times New Roman" w:hAnsi="Times New Roman" w:cs="Times New Roman"/>
+          <w:sz w:val="28"/>
+          <w:szCs w:val="28"/>
+        </w:rPr>
+        <w:t>Измерения были проведены в рабочем помещении с использованием барометра, дистанционного термометра и гигрометра. Расчеты показали, что средняя температура в рабочей зоне составляет 24,7 °</w:t>
+      </w:r>
+      <w:r>
+        <w:rPr>
+          <w:rFonts w:ascii="Times New Roman" w:hAnsi="Times New Roman" w:cs="Times New Roman"/>
+          <w:sz w:val="28"/>
+          <w:szCs w:val="28"/>
           <w:lang w:val="en-US"/>
         </w:rPr>
-        <w:t>XXX</w:t>
+        <w:t>C</w:t>
+      </w:r>
+      <w:r>
+        <w:rPr>
+          <w:rFonts w:ascii="Times New Roman" w:hAnsi="Times New Roman" w:cs="Times New Roman"/>
+          <w:sz w:val="28"/>
+          <w:szCs w:val="28"/>
+        </w:rPr>
+        <w:t>, что не соответствует допустимому диапазону (21–23°</w:t>
+      </w:r>
+      <w:r>
+        <w:rPr>
+          <w:rFonts w:ascii="Times New Roman" w:hAnsi="Times New Roman" w:cs="Times New Roman"/>
+          <w:sz w:val="28"/>
+          <w:szCs w:val="28"/>
+          <w:lang w:val="en-US"/>
+        </w:rPr>
+        <w:t>C</w:t>
+      </w:r>
+      <w:r>
+        <w:rPr>
+          <w:rFonts w:ascii="Times New Roman" w:hAnsi="Times New Roman" w:cs="Times New Roman"/>
+          <w:sz w:val="28"/>
+          <w:szCs w:val="28"/>
+        </w:rPr>
+        <w:t>).</w:t>
+      </w:r>
+    </w:p>
+    <w:p>
+      <w:pPr>
+        <w:spacing w:after="0" w:line="360" w:lineRule="auto"/>
+        <w:ind w:firstLine="709"/>
+        <w:jc w:val="both"/>
+        <w:rPr>
+          <w:rFonts w:ascii="Times New Roman" w:hAnsi="Times New Roman" w:cs="Times New Roman"/>
+          <w:sz w:val="28"/>
+          <w:szCs w:val="28"/>
+        </w:rPr>
+      </w:pPr>
+      <w:r>
+        <w:rPr>
+          <w:rFonts w:ascii="Times New Roman" w:hAnsi="Times New Roman" w:cs="Times New Roman"/>
+          <w:sz w:val="28"/>
+          <w:szCs w:val="28"/>
+        </w:rPr>
+        <w:t>Относительная влажность была определена тремя методами: расчетным (</w:t>
+      </w:r>
+      <w:r>
+        <w:rPr>
+          <w:rFonts w:ascii="Times New Roman" w:hAnsi="Times New Roman" w:cs="Times New Roman"/>
+          <w:sz w:val="28"/>
+          <w:szCs w:val="28"/>
+        </w:rPr>
+        <w:t>76</w:t>
+      </w:r>
+      <w:r>
+        <w:rPr>
+          <w:rFonts w:ascii="Times New Roman" w:hAnsi="Times New Roman" w:cs="Times New Roman"/>
+          <w:sz w:val="28"/>
+          <w:szCs w:val="28"/>
+        </w:rPr>
+        <w:t>%), с помощью номограммы (</w:t>
+      </w:r>
+      <w:r>
+        <w:rPr>
+          <w:rFonts w:ascii="Times New Roman" w:hAnsi="Times New Roman" w:cs="Times New Roman"/>
+          <w:sz w:val="28"/>
+          <w:szCs w:val="28"/>
+        </w:rPr>
+        <w:t>75</w:t>
+      </w:r>
+      <w:r>
+        <w:rPr>
+          <w:rFonts w:ascii="Times New Roman" w:hAnsi="Times New Roman" w:cs="Times New Roman"/>
+          <w:sz w:val="28"/>
+          <w:szCs w:val="28"/>
+        </w:rPr>
+        <w:t>%) и психрометрической таблицы (</w:t>
+      </w:r>
+      <w:r>
+        <w:rPr>
+          <w:rFonts w:ascii="Times New Roman" w:hAnsi="Times New Roman" w:cs="Times New Roman"/>
+          <w:sz w:val="28"/>
+          <w:szCs w:val="28"/>
+        </w:rPr>
+        <w:t>79</w:t>
+      </w:r>
+      <w:r>
+        <w:rPr>
+          <w:rFonts w:ascii="Times New Roman" w:hAnsi="Times New Roman" w:cs="Times New Roman"/>
+          <w:sz w:val="28"/>
+          <w:szCs w:val="28"/>
+        </w:rPr>
+        <w:t>%). Полученные значения не превышают 10%, а также все методы подтвердили повышенный уровень влажности.</w:t>
+      </w:r>
+      <w:r>
+        <w:rPr>
+          <w:rFonts w:ascii="Times New Roman" w:hAnsi="Times New Roman" w:cs="Times New Roman"/>
+          <w:sz w:val="28"/>
+          <w:szCs w:val="28"/>
+        </w:rPr>
+        <w:t xml:space="preserve"> </w:t>
+      </w:r>
+      <w:r>
+        <w:rPr>
+          <w:rFonts w:ascii="Times New Roman" w:hAnsi="Times New Roman" w:cs="Times New Roman"/>
+          <w:sz w:val="28"/>
+          <w:szCs w:val="28"/>
+        </w:rPr>
+        <w:t>Расчетный метод и психрометрическая таблица показали значения выше допустимых, по номограмме влажность находится на границе допустимого значения.</w:t>
+      </w:r>
+    </w:p>
+    <w:p>
+      <w:pPr>
+        <w:spacing w:after="0" w:line="360" w:lineRule="auto"/>
+        <w:ind w:firstLine="709"/>
+        <w:jc w:val="both"/>
+        <w:rPr>
+          <w:rFonts w:ascii="Times New Roman" w:hAnsi="Times New Roman" w:cs="Times New Roman"/>
+          <w:sz w:val="28"/>
+          <w:szCs w:val="28"/>
+        </w:rPr>
+      </w:pPr>
+      <w:r>
+        <w:rPr>
+          <w:rFonts w:ascii="Times New Roman" w:hAnsi="Times New Roman" w:cs="Times New Roman"/>
+          <w:sz w:val="28"/>
+          <w:szCs w:val="28"/>
+        </w:rPr>
+        <w:t xml:space="preserve">Относительная влажность воздуха (в среднем </w:t>
+      </w:r>
+      <w:r>
+        <w:rPr>
+          <w:rFonts w:ascii="Times New Roman" w:hAnsi="Times New Roman" w:cs="Times New Roman"/>
+          <w:sz w:val="28"/>
+          <w:szCs w:val="28"/>
+        </w:rPr>
+        <w:t>76,7</w:t>
+      </w:r>
+      <w:r>
+        <w:rPr>
+          <w:rFonts w:ascii="Times New Roman" w:hAnsi="Times New Roman" w:cs="Times New Roman"/>
+          <w:sz w:val="28"/>
+          <w:szCs w:val="28"/>
+        </w:rPr>
+        <w:t xml:space="preserve">%) </w:t>
+      </w:r>
+      <w:r>
+        <w:rPr>
+          <w:rFonts w:ascii="Times New Roman" w:hAnsi="Times New Roman" w:cs="Times New Roman"/>
+          <w:sz w:val="28"/>
+          <w:szCs w:val="28"/>
+        </w:rPr>
+        <w:t xml:space="preserve">незначительно </w:t>
+      </w:r>
+      <w:r>
+        <w:rPr>
+          <w:rFonts w:ascii="Times New Roman" w:hAnsi="Times New Roman" w:cs="Times New Roman"/>
+          <w:sz w:val="28"/>
+          <w:szCs w:val="28"/>
+        </w:rPr>
+        <w:t>превысила допустимое значение (75%), что может понижать работоспособность человека. Для снижения относительной влажности рекомендуется проветривать помещение, использовать принудительную вентиляцию или осушители воздуха.</w:t>
       </w:r>
     </w:p>
     <w:sectPr>
-      <w:footerReference w:type="default" r:id="rId7"/>
+      <w:footerReference w:type="default" r:id="rId8"/>
       <w:pgSz w:w="11906" w:h="16838"/>
       <w:pgMar w:top="1134" w:right="850" w:bottom="1134" w:left="1701" w:header="708" w:footer="708" w:gutter="0"/>
       <w:cols w:space="708"/>
@@ -5065,6 +5579,151 @@
       <w:lang w:eastAsia="ru-RU"/>
     </w:rPr>
   </w:style>
+  <w:style w:type="paragraph" w:customStyle="1" w:styleId="p41">
+    <w:name w:val="p41"/>
+    <w:basedOn w:val="a"/>
+    <w:rsid w:val="00A00E9A"/>
+    <w:pPr>
+      <w:spacing w:before="100" w:beforeAutospacing="1" w:after="100" w:afterAutospacing="1" w:line="240" w:lineRule="auto"/>
+    </w:pPr>
+    <w:rPr>
+      <w:rFonts w:ascii="Times New Roman" w:eastAsia="Times New Roman" w:hAnsi="Times New Roman" w:cs="Times New Roman"/>
+      <w:sz w:val="24"/>
+      <w:szCs w:val="24"/>
+    </w:rPr>
+  </w:style>
+  <w:style w:type="character" w:customStyle="1" w:styleId="ft2">
+    <w:name w:val="ft2"/>
+    <w:basedOn w:val="a0"/>
+    <w:rsid w:val="00A00E9A"/>
+  </w:style>
+  <w:style w:type="character" w:customStyle="1" w:styleId="ft15">
+    <w:name w:val="ft15"/>
+    <w:basedOn w:val="a0"/>
+    <w:rsid w:val="00A00E9A"/>
+  </w:style>
+  <w:style w:type="paragraph" w:customStyle="1" w:styleId="p26">
+    <w:name w:val="p26"/>
+    <w:basedOn w:val="a"/>
+    <w:rsid w:val="00A00E9A"/>
+    <w:pPr>
+      <w:spacing w:before="100" w:beforeAutospacing="1" w:after="100" w:afterAutospacing="1" w:line="240" w:lineRule="auto"/>
+    </w:pPr>
+    <w:rPr>
+      <w:rFonts w:ascii="Times New Roman" w:eastAsia="Times New Roman" w:hAnsi="Times New Roman" w:cs="Times New Roman"/>
+      <w:sz w:val="24"/>
+      <w:szCs w:val="24"/>
+    </w:rPr>
+  </w:style>
+  <w:style w:type="paragraph" w:customStyle="1" w:styleId="p22">
+    <w:name w:val="p22"/>
+    <w:basedOn w:val="a"/>
+    <w:rsid w:val="00A00E9A"/>
+    <w:pPr>
+      <w:spacing w:before="100" w:beforeAutospacing="1" w:after="100" w:afterAutospacing="1" w:line="240" w:lineRule="auto"/>
+    </w:pPr>
+    <w:rPr>
+      <w:rFonts w:ascii="Times New Roman" w:eastAsia="Times New Roman" w:hAnsi="Times New Roman" w:cs="Times New Roman"/>
+      <w:sz w:val="24"/>
+      <w:szCs w:val="24"/>
+    </w:rPr>
+  </w:style>
+  <w:style w:type="paragraph" w:customStyle="1" w:styleId="p21">
+    <w:name w:val="p21"/>
+    <w:basedOn w:val="a"/>
+    <w:rsid w:val="00A00E9A"/>
+    <w:pPr>
+      <w:spacing w:before="100" w:beforeAutospacing="1" w:after="100" w:afterAutospacing="1" w:line="240" w:lineRule="auto"/>
+    </w:pPr>
+    <w:rPr>
+      <w:rFonts w:ascii="Times New Roman" w:eastAsia="Times New Roman" w:hAnsi="Times New Roman" w:cs="Times New Roman"/>
+      <w:sz w:val="24"/>
+      <w:szCs w:val="24"/>
+    </w:rPr>
+  </w:style>
+  <w:style w:type="paragraph" w:customStyle="1" w:styleId="p42">
+    <w:name w:val="p42"/>
+    <w:basedOn w:val="a"/>
+    <w:rsid w:val="00A00E9A"/>
+    <w:pPr>
+      <w:spacing w:before="100" w:beforeAutospacing="1" w:after="100" w:afterAutospacing="1" w:line="240" w:lineRule="auto"/>
+    </w:pPr>
+    <w:rPr>
+      <w:rFonts w:ascii="Times New Roman" w:eastAsia="Times New Roman" w:hAnsi="Times New Roman" w:cs="Times New Roman"/>
+      <w:sz w:val="24"/>
+      <w:szCs w:val="24"/>
+    </w:rPr>
+  </w:style>
+  <w:style w:type="paragraph" w:customStyle="1" w:styleId="p45">
+    <w:name w:val="p45"/>
+    <w:basedOn w:val="a"/>
+    <w:rsid w:val="00A00E9A"/>
+    <w:pPr>
+      <w:spacing w:before="100" w:beforeAutospacing="1" w:after="100" w:afterAutospacing="1" w:line="240" w:lineRule="auto"/>
+    </w:pPr>
+    <w:rPr>
+      <w:rFonts w:ascii="Times New Roman" w:eastAsia="Times New Roman" w:hAnsi="Times New Roman" w:cs="Times New Roman"/>
+      <w:sz w:val="24"/>
+      <w:szCs w:val="24"/>
+    </w:rPr>
+  </w:style>
+  <w:style w:type="character" w:customStyle="1" w:styleId="ft17">
+    <w:name w:val="ft17"/>
+    <w:basedOn w:val="a0"/>
+    <w:rsid w:val="00A00E9A"/>
+  </w:style>
+  <w:style w:type="paragraph" w:customStyle="1" w:styleId="p46">
+    <w:name w:val="p46"/>
+    <w:basedOn w:val="a"/>
+    <w:rsid w:val="00A00E9A"/>
+    <w:pPr>
+      <w:spacing w:before="100" w:beforeAutospacing="1" w:after="100" w:afterAutospacing="1" w:line="240" w:lineRule="auto"/>
+    </w:pPr>
+    <w:rPr>
+      <w:rFonts w:ascii="Times New Roman" w:eastAsia="Times New Roman" w:hAnsi="Times New Roman" w:cs="Times New Roman"/>
+      <w:sz w:val="24"/>
+      <w:szCs w:val="24"/>
+    </w:rPr>
+  </w:style>
+  <w:style w:type="paragraph" w:customStyle="1" w:styleId="p11">
+    <w:name w:val="p11"/>
+    <w:basedOn w:val="a"/>
+    <w:rsid w:val="00A00E9A"/>
+    <w:pPr>
+      <w:spacing w:before="100" w:beforeAutospacing="1" w:after="100" w:afterAutospacing="1" w:line="240" w:lineRule="auto"/>
+    </w:pPr>
+    <w:rPr>
+      <w:rFonts w:ascii="Times New Roman" w:eastAsia="Times New Roman" w:hAnsi="Times New Roman" w:cs="Times New Roman"/>
+      <w:sz w:val="24"/>
+      <w:szCs w:val="24"/>
+    </w:rPr>
+  </w:style>
+  <w:style w:type="paragraph" w:customStyle="1" w:styleId="p12">
+    <w:name w:val="p12"/>
+    <w:basedOn w:val="a"/>
+    <w:rsid w:val="00A00E9A"/>
+    <w:pPr>
+      <w:spacing w:before="100" w:beforeAutospacing="1" w:after="100" w:afterAutospacing="1" w:line="240" w:lineRule="auto"/>
+    </w:pPr>
+    <w:rPr>
+      <w:rFonts w:ascii="Times New Roman" w:eastAsia="Times New Roman" w:hAnsi="Times New Roman" w:cs="Times New Roman"/>
+      <w:sz w:val="24"/>
+      <w:szCs w:val="24"/>
+    </w:rPr>
+  </w:style>
+  <w:style w:type="paragraph" w:customStyle="1" w:styleId="p48">
+    <w:name w:val="p48"/>
+    <w:basedOn w:val="a"/>
+    <w:rsid w:val="00A00E9A"/>
+    <w:pPr>
+      <w:spacing w:before="100" w:beforeAutospacing="1" w:after="100" w:afterAutospacing="1" w:line="240" w:lineRule="auto"/>
+    </w:pPr>
+    <w:rPr>
+      <w:rFonts w:ascii="Times New Roman" w:eastAsia="Times New Roman" w:hAnsi="Times New Roman" w:cs="Times New Roman"/>
+      <w:sz w:val="24"/>
+      <w:szCs w:val="24"/>
+    </w:rPr>
+  </w:style>
 </w:styles>
 </file>
 
